--- a/docs/business/Onekof_PM_ECS_Provisioning_Request.docx
+++ b/docs/business/Onekof_PM_ECS_Provisioning_Request.docx
@@ -1,6 +1,6 @@
 
 <file path=word/document.xml><?xml version="1.0" encoding="utf-8"?>
-<w:document xmlns:wpc="http://schemas.microsoft.com/office/word/2010/wordprocessingCanvas" xmlns:mc="http://schemas.openxmlformats.org/markup-compatibility/2006" xmlns:o="urn:schemas-microsoft-com:office:office" xmlns:r="http://schemas.openxmlformats.org/officeDocument/2006/relationships" xmlns:m="http://schemas.openxmlformats.org/officeDocument/2006/math" xmlns:v="urn:schemas-microsoft-com:vml" xmlns:wp14="http://schemas.microsoft.com/office/word/2010/wordprocessingDrawing" xmlns:wp="http://schemas.openxmlformats.org/drawingml/2006/wordprocessingDrawing" xmlns:w10="urn:schemas-microsoft-com:office:word" xmlns:w="http://schemas.openxmlformats.org/wordprocessingml/2006/main" xmlns:w14="http://schemas.microsoft.com/office/word/2010/wordml" xmlns:w15="http://schemas.microsoft.com/office/word/2012/wordml" xmlns:wpg="http://schemas.microsoft.com/office/word/2010/wordprocessingGroup" xmlns:wpi="http://schemas.microsoft.com/office/word/2010/wordprocessingInk" xmlns:wne="http://schemas.microsoft.com/office/word/2006/wordml" xmlns:wps="http://schemas.microsoft.com/office/word/2010/wordprocessingShape" xmlns:cx="http://schemas.microsoft.com/office/drawing/2014/chartex" xmlns:cx1="http://schemas.microsoft.com/office/drawing/2015/9/8/chartex" xmlns:cx2="http://schemas.microsoft.com/office/drawing/2015/10/21/chartex" xmlns:cx3="http://schemas.microsoft.com/office/drawing/2016/5/9/chartex" xmlns:cx4="http://schemas.microsoft.com/office/drawing/2016/5/10/chartex" xmlns:cx5="http://schemas.microsoft.com/office/drawing/2016/5/11/chartex" xmlns:cx6="http://schemas.microsoft.com/office/drawing/2016/5/12/chartex" xmlns:cx7="http://schemas.microsoft.com/office/drawing/2016/5/13/chartex" xmlns:cx8="http://schemas.microsoft.com/office/drawing/2016/5/14/chartex" xmlns:aink="http://schemas.microsoft.com/office/drawing/2016/ink" xmlns:am3d="http://schemas.microsoft.com/office/drawing/2017/model3d" xmlns:w16cex="http://schemas.microsoft.com/office/word/2018/wordml/cex" xmlns:w16cid="http://schemas.microsoft.com/office/word/2016/wordml/cid" xmlns:w16="http://schemas.microsoft.com/office/word/2018/wordml" xmlns:w16sdtdh="http://schemas.microsoft.com/office/word/2020/wordml/sdtdatahash" xmlns:w16se="http://schemas.microsoft.com/office/word/2015/wordml/symex" mc:Ignorable="w14 w15 wp14">
+<w:document xmlns:wpc="http://schemas.microsoft.com/office/word/2010/wordprocessingCanvas" xmlns:mc="http://schemas.openxmlformats.org/markup-compatibility/2006" xmlns:o="urn:schemas-microsoft-com:office:office" xmlns:r="http://schemas.openxmlformats.org/officeDocument/2006/relationships" xmlns:m="http://schemas.openxmlformats.org/officeDocument/2006/math" xmlns:v="urn:schemas-microsoft-com:vml" xmlns:wp14="http://schemas.microsoft.com/office/word/2010/wordprocessingDrawing" xmlns:wp="http://schemas.openxmlformats.org/drawingml/2006/wordprocessingDrawing" xmlns:w10="urn:schemas-microsoft-com:office:word" xmlns:w="http://schemas.openxmlformats.org/wordprocessingml/2006/main" xmlns:w14="http://schemas.microsoft.com/office/word/2010/wordml" xmlns:w15="http://schemas.microsoft.com/office/word/2012/wordml" xmlns:wpg="http://schemas.microsoft.com/office/word/2010/wordprocessingGroup" xmlns:wpi="http://schemas.microsoft.com/office/word/2010/wordprocessingInk" xmlns:wne="http://schemas.microsoft.com/office/word/2006/wordml" xmlns:wps="http://schemas.microsoft.com/office/word/2010/wordprocessingShape" xmlns:cx="http://schemas.microsoft.com/office/drawing/2014/chartex" xmlns:cx1="http://schemas.microsoft.com/office/drawing/2015/9/8/chartex" xmlns:cx2="http://schemas.microsoft.com/office/drawing/2015/10/21/chartex" xmlns:cx3="http://schemas.microsoft.com/office/drawing/2016/5/9/chartex" xmlns:cx4="http://schemas.microsoft.com/office/drawing/2016/5/10/chartex" xmlns:cx5="http://schemas.microsoft.com/office/drawing/2016/5/11/chartex" xmlns:cx6="http://schemas.microsoft.com/office/drawing/2016/5/12/chartex" xmlns:cx7="http://schemas.microsoft.com/office/drawing/2016/5/13/chartex" xmlns:cx8="http://schemas.microsoft.com/office/drawing/2016/5/14/chartex" xmlns:aink="http://schemas.microsoft.com/office/drawing/2016/ink" xmlns:am3d="http://schemas.microsoft.com/office/drawing/2017/model3d" xmlns:w16cex="http://schemas.microsoft.com/office/word/2018/wordml/cex" xmlns:w16cid="http://schemas.microsoft.com/office/word/2016/wordml/cid" xmlns:w16="http://schemas.microsoft.com/office/word/2018/wordml" xmlns:w16sdtdh="http://schemas.microsoft.com/office/word/2020/wordml/sdtdatahash" xmlns:w16se="http://schemas.microsoft.com/office/word/2015/wordml/symex" xmlns:a="http://schemas.openxmlformats.org/drawingml/2006/main" xmlns:pic="http://schemas.openxmlformats.org/drawingml/2006/picture" mc:Ignorable="w14 w15 wp14">
   <w:body>
     <w:p>
       <w:pPr>
@@ -18,11 +18,11 @@
             <wp:effectExtent t="0" r="0" b="0" l="0"/>
             <wp:docPr id="1" name="" descr="" title=""/>
             <wp:cNvGraphicFramePr>
-              <a:graphicFrameLocks xmlns:a="http://schemas.openxmlformats.org/drawingml/2006/main" noChangeAspect="1"/>
+              <a:graphicFrameLocks noChangeAspect="1"/>
             </wp:cNvGraphicFramePr>
-            <a:graphic xmlns:a="http://schemas.openxmlformats.org/drawingml/2006/main">
+            <a:graphic>
               <a:graphicData uri="http://schemas.openxmlformats.org/drawingml/2006/picture">
-                <pic:pic xmlns:pic="http://schemas.openxmlformats.org/drawingml/2006/picture">
+                <pic:pic>
                   <pic:nvPicPr>
                     <pic:cNvPr id="0" name="" descr=""/>
                     <pic:cNvPicPr>
@@ -68,11 +68,11 @@
             <wp:effectExtent t="0" r="0" b="0" l="0"/>
             <wp:docPr id="1" name="" descr="" title=""/>
             <wp:cNvGraphicFramePr>
-              <a:graphicFrameLocks xmlns:a="http://schemas.openxmlformats.org/drawingml/2006/main" noChangeAspect="1"/>
+              <a:graphicFrameLocks noChangeAspect="1"/>
             </wp:cNvGraphicFramePr>
-            <a:graphic xmlns:a="http://schemas.openxmlformats.org/drawingml/2006/main">
+            <a:graphic>
               <a:graphicData uri="http://schemas.openxmlformats.org/drawingml/2006/picture">
-                <pic:pic xmlns:pic="http://schemas.openxmlformats.org/drawingml/2006/picture">
+                <pic:pic>
                   <pic:nvPicPr>
                     <pic:cNvPr id="0" name="" descr=""/>
                     <pic:cNvPicPr>
@@ -3243,8 +3243,8 @@
       <w:pPr>
         <w:pBdr>
           <w:top w:val="single" w:color="0D9488" w:sz="1"/>
+          <w:left w:val="single" w:color="0D9488" w:sz="6"/>
           <w:bottom w:val="single" w:color="0D9488" w:sz="1"/>
-          <w:left w:val="single" w:color="0D9488" w:sz="6"/>
           <w:right w:val="single" w:color="0D9488" w:sz="1"/>
         </w:pBdr>
         <w:shd w:fill="F0FDFA" w:color="auto" w:val="clear"/>
@@ -3797,8 +3797,8 @@
       <w:pPr>
         <w:pBdr>
           <w:top w:val="single" w:color="0D9488" w:sz="1"/>
+          <w:left w:val="single" w:color="0D9488" w:sz="6"/>
           <w:bottom w:val="single" w:color="0D9488" w:sz="1"/>
-          <w:left w:val="single" w:color="0D9488" w:sz="6"/>
           <w:right w:val="single" w:color="0D9488" w:sz="1"/>
         </w:pBdr>
         <w:shd w:fill="F0FDFA" w:color="auto" w:val="clear"/>
@@ -5636,8 +5636,8 @@
       <w:pPr>
         <w:pBdr>
           <w:top w:val="single" w:color="0D9488" w:sz="1"/>
+          <w:left w:val="single" w:color="0D9488" w:sz="6"/>
           <w:bottom w:val="single" w:color="0D9488" w:sz="1"/>
-          <w:left w:val="single" w:color="0D9488" w:sz="6"/>
           <w:right w:val="single" w:color="0D9488" w:sz="1"/>
         </w:pBdr>
         <w:shd w:fill="F0FDFA" w:color="auto" w:val="clear"/>
